--- a/Documentatie/Manage&Control/SDC omschrijving.docx
+++ b/Documentatie/Manage&Control/SDC omschrijving.docx
@@ -11,6 +11,7 @@
           <w:docPartUnique/>
         </w:docPartObj>
       </w:sdtPr>
+      <w:sdtEndPr/>
       <w:sdtContent>
         <w:p>
           <w:r>
@@ -170,7 +171,7 @@
                               <w:txbxContent>
                                 <w:p>
                                   <w:pPr>
-                                    <w:pStyle w:val="Geenafstand"/>
+                                    <w:pStyle w:val="NoSpacing"/>
                                     <w:rPr>
                                       <w:color w:val="FFFFFF" w:themeColor="background1"/>
                                       <w:sz w:val="96"/>
@@ -241,7 +242,7 @@
                               <w:txbxContent>
                                 <w:p>
                                   <w:pPr>
-                                    <w:pStyle w:val="Geenafstand"/>
+                                    <w:pStyle w:val="NoSpacing"/>
                                     <w:spacing w:line="276" w:lineRule="auto"/>
                                     <w:rPr>
                                       <w:b/>
@@ -264,7 +265,7 @@
                                 </w:p>
                                 <w:p>
                                   <w:pPr>
-                                    <w:pStyle w:val="Geenafstand"/>
+                                    <w:pStyle w:val="NoSpacing"/>
                                     <w:spacing w:line="276" w:lineRule="auto"/>
                                     <w:rPr>
                                       <w:b/>
@@ -282,20 +283,8 @@
                                       <w:sz w:val="24"/>
                                       <w:szCs w:val="24"/>
                                     </w:rPr>
-                                    <w:t xml:space="preserve">Hannah </w:t>
+                                    <w:t>Hannah Saunders</w:t>
                                   </w:r>
-                                  <w:proofErr w:type="spellStart"/>
-                                  <w:r>
-                                    <w:rPr>
-                                      <w:b/>
-                                      <w:bCs/>
-                                      <w:color w:val="FFFFFF" w:themeColor="background1"/>
-                                      <w:sz w:val="24"/>
-                                      <w:szCs w:val="24"/>
-                                    </w:rPr>
-                                    <w:t>Saunders</w:t>
-                                  </w:r>
-                                  <w:proofErr w:type="spellEnd"/>
                                   <w:r>
                                     <w:rPr>
                                       <w:b/>
@@ -309,7 +298,7 @@
                                 </w:p>
                                 <w:p>
                                   <w:pPr>
-                                    <w:pStyle w:val="Geenafstand"/>
+                                    <w:pStyle w:val="NoSpacing"/>
                                     <w:spacing w:line="276" w:lineRule="auto"/>
                                     <w:rPr>
                                       <w:b/>
@@ -342,7 +331,7 @@
                                 </w:p>
                                 <w:p>
                                   <w:pPr>
-                                    <w:pStyle w:val="Geenafstand"/>
+                                    <w:pStyle w:val="NoSpacing"/>
                                     <w:spacing w:line="276" w:lineRule="auto"/>
                                     <w:rPr>
                                       <w:b/>
@@ -375,7 +364,7 @@
                                 </w:p>
                                 <w:p>
                                   <w:pPr>
-                                    <w:pStyle w:val="Geenafstand"/>
+                                    <w:pStyle w:val="NoSpacing"/>
                                     <w:spacing w:line="276" w:lineRule="auto"/>
                                     <w:rPr>
                                       <w:b/>
@@ -398,7 +387,7 @@
                                 </w:p>
                                 <w:p>
                                   <w:pPr>
-                                    <w:pStyle w:val="Geenafstand"/>
+                                    <w:pStyle w:val="NoSpacing"/>
                                     <w:spacing w:line="276" w:lineRule="auto"/>
                                     <w:rPr>
                                       <w:b/>
@@ -421,7 +410,7 @@
                                 </w:p>
                                 <w:p>
                                   <w:pPr>
-                                    <w:pStyle w:val="Geenafstand"/>
+                                    <w:pStyle w:val="NoSpacing"/>
                                     <w:spacing w:line="276" w:lineRule="auto"/>
                                     <w:rPr>
                                       <w:b/>
@@ -474,7 +463,7 @@
                         <w:txbxContent>
                           <w:p>
                             <w:pPr>
-                              <w:pStyle w:val="Geenafstand"/>
+                              <w:pStyle w:val="NoSpacing"/>
                               <w:rPr>
                                 <w:color w:val="FFFFFF" w:themeColor="background1"/>
                                 <w:sz w:val="96"/>
@@ -500,7 +489,7 @@
                         <w:txbxContent>
                           <w:p>
                             <w:pPr>
-                              <w:pStyle w:val="Geenafstand"/>
+                              <w:pStyle w:val="NoSpacing"/>
                               <w:spacing w:line="276" w:lineRule="auto"/>
                               <w:rPr>
                                 <w:b/>
@@ -523,7 +512,7 @@
                           </w:p>
                           <w:p>
                             <w:pPr>
-                              <w:pStyle w:val="Geenafstand"/>
+                              <w:pStyle w:val="NoSpacing"/>
                               <w:spacing w:line="276" w:lineRule="auto"/>
                               <w:rPr>
                                 <w:b/>
@@ -541,20 +530,8 @@
                                 <w:sz w:val="24"/>
                                 <w:szCs w:val="24"/>
                               </w:rPr>
-                              <w:t xml:space="preserve">Hannah </w:t>
+                              <w:t>Hannah Saunders</w:t>
                             </w:r>
-                            <w:proofErr w:type="spellStart"/>
-                            <w:r>
-                              <w:rPr>
-                                <w:b/>
-                                <w:bCs/>
-                                <w:color w:val="FFFFFF" w:themeColor="background1"/>
-                                <w:sz w:val="24"/>
-                                <w:szCs w:val="24"/>
-                              </w:rPr>
-                              <w:t>Saunders</w:t>
-                            </w:r>
-                            <w:proofErr w:type="spellEnd"/>
                             <w:r>
                               <w:rPr>
                                 <w:b/>
@@ -568,7 +545,7 @@
                           </w:p>
                           <w:p>
                             <w:pPr>
-                              <w:pStyle w:val="Geenafstand"/>
+                              <w:pStyle w:val="NoSpacing"/>
                               <w:spacing w:line="276" w:lineRule="auto"/>
                               <w:rPr>
                                 <w:b/>
@@ -601,7 +578,7 @@
                           </w:p>
                           <w:p>
                             <w:pPr>
-                              <w:pStyle w:val="Geenafstand"/>
+                              <w:pStyle w:val="NoSpacing"/>
                               <w:spacing w:line="276" w:lineRule="auto"/>
                               <w:rPr>
                                 <w:b/>
@@ -634,7 +611,7 @@
                           </w:p>
                           <w:p>
                             <w:pPr>
-                              <w:pStyle w:val="Geenafstand"/>
+                              <w:pStyle w:val="NoSpacing"/>
                               <w:spacing w:line="276" w:lineRule="auto"/>
                               <w:rPr>
                                 <w:b/>
@@ -657,7 +634,7 @@
                           </w:p>
                           <w:p>
                             <w:pPr>
-                              <w:pStyle w:val="Geenafstand"/>
+                              <w:pStyle w:val="NoSpacing"/>
                               <w:spacing w:line="276" w:lineRule="auto"/>
                               <w:rPr>
                                 <w:b/>
@@ -680,7 +657,7 @@
                           </w:p>
                           <w:p>
                             <w:pPr>
-                              <w:pStyle w:val="Geenafstand"/>
+                              <w:pStyle w:val="NoSpacing"/>
                               <w:spacing w:line="276" w:lineRule="auto"/>
                               <w:rPr>
                                 <w:b/>
@@ -764,7 +741,7 @@
                             <w:txbxContent>
                               <w:p>
                                 <w:pPr>
-                                  <w:pStyle w:val="Geenafstand"/>
+                                  <w:pStyle w:val="NoSpacing"/>
                                   <w:jc w:val="right"/>
                                   <w:rPr>
                                     <w:color w:val="FFFFFF" w:themeColor="background1"/>
@@ -863,7 +840,7 @@
       <w:sdtContent>
         <w:p>
           <w:pPr>
-            <w:pStyle w:val="Kopvaninhoudsopgave"/>
+            <w:pStyle w:val="TOCHeading"/>
           </w:pPr>
           <w:r>
             <w:t>Inhoud</w:t>
@@ -871,7 +848,7 @@
         </w:p>
         <w:p>
           <w:pPr>
-            <w:pStyle w:val="Inhopg1"/>
+            <w:pStyle w:val="TOC1"/>
             <w:tabs>
               <w:tab w:val="right" w:leader="dot" w:pos="9062"/>
             </w:tabs>
@@ -952,7 +929,7 @@
         </w:p>
         <w:p>
           <w:pPr>
-            <w:pStyle w:val="Inhopg2"/>
+            <w:pStyle w:val="TOC2"/>
             <w:tabs>
               <w:tab w:val="right" w:leader="dot" w:pos="9062"/>
             </w:tabs>
@@ -1024,7 +1001,7 @@
         </w:p>
         <w:p>
           <w:pPr>
-            <w:pStyle w:val="Inhopg2"/>
+            <w:pStyle w:val="TOC2"/>
             <w:tabs>
               <w:tab w:val="right" w:leader="dot" w:pos="9062"/>
             </w:tabs>
@@ -1096,7 +1073,7 @@
         </w:p>
         <w:p>
           <w:pPr>
-            <w:pStyle w:val="Inhopg1"/>
+            <w:pStyle w:val="TOC1"/>
             <w:tabs>
               <w:tab w:val="right" w:leader="dot" w:pos="9062"/>
             </w:tabs>
@@ -1168,7 +1145,7 @@
         </w:p>
         <w:p>
           <w:pPr>
-            <w:pStyle w:val="Inhopg1"/>
+            <w:pStyle w:val="TOC1"/>
             <w:tabs>
               <w:tab w:val="right" w:leader="dot" w:pos="9062"/>
             </w:tabs>
@@ -1258,30 +1235,17 @@
     <w:p/>
     <w:p>
       <w:pPr>
-        <w:pStyle w:val="Kop1"/>
+        <w:pStyle w:val="Heading1"/>
       </w:pPr>
       <w:bookmarkStart w:id="1" w:name="_Toc221888310"/>
-      <w:proofErr w:type="spellStart"/>
       <w:r>
-        <w:t>Self</w:t>
-      </w:r>
-      <w:proofErr w:type="spellEnd"/>
-      <w:r>
-        <w:t xml:space="preserve"> </w:t>
-      </w:r>
-      <w:proofErr w:type="spellStart"/>
-      <w:r>
-        <w:t>Driving</w:t>
-      </w:r>
-      <w:proofErr w:type="spellEnd"/>
-      <w:r>
-        <w:t xml:space="preserve"> Challenge</w:t>
+        <w:t>Self Driving Challenge</w:t>
       </w:r>
       <w:bookmarkEnd w:id="1"/>
     </w:p>
     <w:p>
       <w:pPr>
-        <w:pStyle w:val="Kop2"/>
+        <w:pStyle w:val="Heading2"/>
       </w:pPr>
       <w:bookmarkStart w:id="2" w:name="_Toc221888311"/>
       <w:r>
@@ -1294,70 +1258,22 @@
     </w:p>
     <w:p>
       <w:r>
-        <w:t xml:space="preserve">De </w:t>
-      </w:r>
-      <w:proofErr w:type="spellStart"/>
-      <w:r>
-        <w:t>self</w:t>
-      </w:r>
-      <w:proofErr w:type="spellEnd"/>
-      <w:r>
-        <w:t xml:space="preserve"> </w:t>
-      </w:r>
-      <w:proofErr w:type="spellStart"/>
-      <w:r>
-        <w:t>driving</w:t>
-      </w:r>
-      <w:proofErr w:type="spellEnd"/>
-      <w:r>
-        <w:t xml:space="preserve"> challenge wordt georganiseerd door het RDW. </w:t>
+        <w:t xml:space="preserve">De self driving challenge wordt georganiseerd door het RDW. </w:t>
       </w:r>
       <w:r>
-        <w:t xml:space="preserve">De </w:t>
-      </w:r>
-      <w:proofErr w:type="spellStart"/>
-      <w:r>
-        <w:t>self</w:t>
-      </w:r>
-      <w:proofErr w:type="spellEnd"/>
-      <w:r>
-        <w:t xml:space="preserve"> </w:t>
-      </w:r>
-      <w:proofErr w:type="spellStart"/>
-      <w:r>
-        <w:t>driving</w:t>
-      </w:r>
-      <w:proofErr w:type="spellEnd"/>
-      <w:r>
-        <w:t xml:space="preserve"> challenge bestaat uit een </w:t>
-      </w:r>
-      <w:proofErr w:type="spellStart"/>
-      <w:r>
-        <w:t>parko</w:t>
+        <w:t>De self driving challenge bestaat uit een parko</w:t>
       </w:r>
       <w:r>
         <w:t>u</w:t>
       </w:r>
       <w:r>
-        <w:t>r</w:t>
-      </w:r>
-      <w:proofErr w:type="spellEnd"/>
-      <w:r>
-        <w:t xml:space="preserve"> dat verschillende obstakels bevat. Het </w:t>
-      </w:r>
-      <w:proofErr w:type="spellStart"/>
-      <w:r>
-        <w:t>parko</w:t>
+        <w:t>r dat verschillende obstakels bevat. Het parko</w:t>
       </w:r>
       <w:r>
         <w:t>u</w:t>
       </w:r>
       <w:r>
-        <w:t>r</w:t>
-      </w:r>
-      <w:proofErr w:type="spellEnd"/>
-      <w:r>
-        <w:t xml:space="preserve"> bestaat uit een track met verschillende verkeersituaties. </w:t>
+        <w:t xml:space="preserve">r bestaat uit een track met verschillende verkeersituaties. </w:t>
       </w:r>
     </w:p>
     <w:p>
@@ -1367,7 +1283,7 @@
     </w:p>
     <w:p>
       <w:pPr>
-        <w:pStyle w:val="Lijstalinea"/>
+        <w:pStyle w:val="ListParagraph"/>
         <w:numPr>
           <w:ilvl w:val="0"/>
           <w:numId w:val="1"/>
@@ -1379,7 +1295,7 @@
     </w:p>
     <w:p>
       <w:pPr>
-        <w:pStyle w:val="Lijstalinea"/>
+        <w:pStyle w:val="ListParagraph"/>
         <w:numPr>
           <w:ilvl w:val="0"/>
           <w:numId w:val="1"/>
@@ -1391,7 +1307,7 @@
     </w:p>
     <w:p>
       <w:pPr>
-        <w:pStyle w:val="Lijstalinea"/>
+        <w:pStyle w:val="ListParagraph"/>
         <w:numPr>
           <w:ilvl w:val="0"/>
           <w:numId w:val="1"/>
@@ -1403,7 +1319,7 @@
     </w:p>
     <w:p>
       <w:pPr>
-        <w:pStyle w:val="Lijstalinea"/>
+        <w:pStyle w:val="ListParagraph"/>
         <w:numPr>
           <w:ilvl w:val="0"/>
           <w:numId w:val="1"/>
@@ -1415,7 +1331,7 @@
     </w:p>
     <w:p>
       <w:pPr>
-        <w:pStyle w:val="Lijstalinea"/>
+        <w:pStyle w:val="ListParagraph"/>
         <w:numPr>
           <w:ilvl w:val="1"/>
           <w:numId w:val="1"/>
@@ -1427,7 +1343,7 @@
     </w:p>
     <w:p>
       <w:pPr>
-        <w:pStyle w:val="Lijstalinea"/>
+        <w:pStyle w:val="ListParagraph"/>
         <w:numPr>
           <w:ilvl w:val="1"/>
           <w:numId w:val="1"/>
@@ -1439,7 +1355,7 @@
     </w:p>
     <w:p>
       <w:pPr>
-        <w:pStyle w:val="Lijstalinea"/>
+        <w:pStyle w:val="ListParagraph"/>
         <w:numPr>
           <w:ilvl w:val="1"/>
           <w:numId w:val="1"/>
@@ -1451,7 +1367,7 @@
     </w:p>
     <w:p>
       <w:pPr>
-        <w:pStyle w:val="Lijstalinea"/>
+        <w:pStyle w:val="ListParagraph"/>
         <w:numPr>
           <w:ilvl w:val="0"/>
           <w:numId w:val="1"/>
@@ -1463,7 +1379,7 @@
     </w:p>
     <w:p>
       <w:pPr>
-        <w:pStyle w:val="Lijstalinea"/>
+        <w:pStyle w:val="ListParagraph"/>
         <w:numPr>
           <w:ilvl w:val="0"/>
           <w:numId w:val="1"/>
@@ -1475,7 +1391,7 @@
     </w:p>
     <w:p>
       <w:pPr>
-        <w:pStyle w:val="Lijstalinea"/>
+        <w:pStyle w:val="ListParagraph"/>
         <w:numPr>
           <w:ilvl w:val="0"/>
           <w:numId w:val="1"/>
@@ -1490,22 +1406,14 @@
         <w:t xml:space="preserve">Wij doen mee aan de gesloten challenge, dat betekend dat wij al een volledige werkende kart hebben gekregen. Het enige dat wij moeten/mogen doen is de software schrijven voor de kart. Wij mogen niets aanpassen aan de hardware van de kart. </w:t>
       </w:r>
       <w:r>
-        <w:t xml:space="preserve">Het doel van de challenge is om zo snel mogelijk dit </w:t>
-      </w:r>
-      <w:proofErr w:type="spellStart"/>
-      <w:r>
-        <w:t>parkour</w:t>
-      </w:r>
-      <w:proofErr w:type="spellEnd"/>
-      <w:r>
-        <w:t xml:space="preserve"> af te leggen.</w:t>
+        <w:t>Het doel van de challenge is om zo snel mogelijk dit parkour af te leggen.</w:t>
       </w:r>
     </w:p>
     <w:p/>
     <w:p/>
     <w:p>
       <w:pPr>
-        <w:pStyle w:val="Kop2"/>
+        <w:pStyle w:val="Heading2"/>
       </w:pPr>
       <w:bookmarkStart w:id="3" w:name="_Toc221888312"/>
       <w:r>
@@ -1516,10 +1424,14 @@
       </w:r>
       <w:bookmarkEnd w:id="3"/>
     </w:p>
-    <w:p/>
+    <w:p>
+      <w:r>
+        <w:t>bakajhggasghjkasdjghadsjkghfjhgfjhgfgfg</w:t>
+      </w:r>
+    </w:p>
     <w:p>
       <w:pPr>
-        <w:pStyle w:val="Kop1"/>
+        <w:pStyle w:val="Heading1"/>
       </w:pPr>
       <w:bookmarkStart w:id="4" w:name="_Toc221888313"/>
       <w:r>
@@ -1586,7 +1498,7 @@
     <w:p/>
     <w:p>
       <w:pPr>
-        <w:pStyle w:val="Kop1"/>
+        <w:pStyle w:val="Heading1"/>
       </w:pPr>
       <w:bookmarkStart w:id="5" w:name="_Toc221888314"/>
       <w:r>
@@ -1599,7 +1511,7 @@
     </w:p>
     <w:tbl>
       <w:tblPr>
-        <w:tblStyle w:val="Tabelraster"/>
+        <w:tblStyle w:val="TableGrid"/>
         <w:tblW w:w="0" w:type="auto"/>
         <w:tblLook w:val="04A0" w:firstRow="1" w:lastRow="0" w:firstColumn="1" w:lastColumn="0" w:noHBand="0" w:noVBand="1"/>
       </w:tblPr>
@@ -2225,16 +2137,16 @@
     <w:lsdException w:name="Unresolved Mention" w:semiHidden="1" w:unhideWhenUsed="1"/>
     <w:lsdException w:name="Smart Link" w:semiHidden="1" w:unhideWhenUsed="1"/>
   </w:latentStyles>
-  <w:style w:type="paragraph" w:default="1" w:styleId="Standaard">
+  <w:style w:type="paragraph" w:default="1" w:styleId="Normal">
     <w:name w:val="Normal"/>
     <w:qFormat/>
     <w:rsid w:val="006911F3"/>
   </w:style>
-  <w:style w:type="paragraph" w:styleId="Kop1">
+  <w:style w:type="paragraph" w:styleId="Heading1">
     <w:name w:val="heading 1"/>
-    <w:basedOn w:val="Standaard"/>
-    <w:next w:val="Standaard"/>
-    <w:link w:val="Kop1Char"/>
+    <w:basedOn w:val="Normal"/>
+    <w:next w:val="Normal"/>
+    <w:link w:val="Heading1Char"/>
     <w:uiPriority w:val="9"/>
     <w:qFormat/>
     <w:rsid w:val="00EE5725"/>
@@ -2251,11 +2163,11 @@
       <w:szCs w:val="40"/>
     </w:rPr>
   </w:style>
-  <w:style w:type="paragraph" w:styleId="Kop2">
+  <w:style w:type="paragraph" w:styleId="Heading2">
     <w:name w:val="heading 2"/>
-    <w:basedOn w:val="Standaard"/>
-    <w:next w:val="Standaard"/>
-    <w:link w:val="Kop2Char"/>
+    <w:basedOn w:val="Normal"/>
+    <w:next w:val="Normal"/>
+    <w:link w:val="Heading2Char"/>
     <w:uiPriority w:val="9"/>
     <w:unhideWhenUsed/>
     <w:qFormat/>
@@ -2273,11 +2185,11 @@
       <w:szCs w:val="32"/>
     </w:rPr>
   </w:style>
-  <w:style w:type="paragraph" w:styleId="Kop3">
+  <w:style w:type="paragraph" w:styleId="Heading3">
     <w:name w:val="heading 3"/>
-    <w:basedOn w:val="Standaard"/>
-    <w:next w:val="Standaard"/>
-    <w:link w:val="Kop3Char"/>
+    <w:basedOn w:val="Normal"/>
+    <w:next w:val="Normal"/>
+    <w:link w:val="Heading3Char"/>
     <w:uiPriority w:val="9"/>
     <w:semiHidden/>
     <w:unhideWhenUsed/>
@@ -2296,11 +2208,11 @@
       <w:szCs w:val="28"/>
     </w:rPr>
   </w:style>
-  <w:style w:type="paragraph" w:styleId="Kop4">
+  <w:style w:type="paragraph" w:styleId="Heading4">
     <w:name w:val="heading 4"/>
-    <w:basedOn w:val="Standaard"/>
-    <w:next w:val="Standaard"/>
-    <w:link w:val="Kop4Char"/>
+    <w:basedOn w:val="Normal"/>
+    <w:next w:val="Normal"/>
+    <w:link w:val="Heading4Char"/>
     <w:uiPriority w:val="9"/>
     <w:semiHidden/>
     <w:unhideWhenUsed/>
@@ -2319,11 +2231,11 @@
       <w:color w:val="0F4761" w:themeColor="accent1" w:themeShade="BF"/>
     </w:rPr>
   </w:style>
-  <w:style w:type="paragraph" w:styleId="Kop5">
+  <w:style w:type="paragraph" w:styleId="Heading5">
     <w:name w:val="heading 5"/>
-    <w:basedOn w:val="Standaard"/>
-    <w:next w:val="Standaard"/>
-    <w:link w:val="Kop5Char"/>
+    <w:basedOn w:val="Normal"/>
+    <w:next w:val="Normal"/>
+    <w:link w:val="Heading5Char"/>
     <w:uiPriority w:val="9"/>
     <w:semiHidden/>
     <w:unhideWhenUsed/>
@@ -2340,11 +2252,11 @@
       <w:color w:val="0F4761" w:themeColor="accent1" w:themeShade="BF"/>
     </w:rPr>
   </w:style>
-  <w:style w:type="paragraph" w:styleId="Kop6">
+  <w:style w:type="paragraph" w:styleId="Heading6">
     <w:name w:val="heading 6"/>
-    <w:basedOn w:val="Standaard"/>
-    <w:next w:val="Standaard"/>
-    <w:link w:val="Kop6Char"/>
+    <w:basedOn w:val="Normal"/>
+    <w:next w:val="Normal"/>
+    <w:link w:val="Heading6Char"/>
     <w:uiPriority w:val="9"/>
     <w:semiHidden/>
     <w:unhideWhenUsed/>
@@ -2363,11 +2275,11 @@
       <w:color w:val="595959" w:themeColor="text1" w:themeTint="A6"/>
     </w:rPr>
   </w:style>
-  <w:style w:type="paragraph" w:styleId="Kop7">
+  <w:style w:type="paragraph" w:styleId="Heading7">
     <w:name w:val="heading 7"/>
-    <w:basedOn w:val="Standaard"/>
-    <w:next w:val="Standaard"/>
-    <w:link w:val="Kop7Char"/>
+    <w:basedOn w:val="Normal"/>
+    <w:next w:val="Normal"/>
+    <w:link w:val="Heading7Char"/>
     <w:uiPriority w:val="9"/>
     <w:semiHidden/>
     <w:unhideWhenUsed/>
@@ -2384,11 +2296,11 @@
       <w:color w:val="595959" w:themeColor="text1" w:themeTint="A6"/>
     </w:rPr>
   </w:style>
-  <w:style w:type="paragraph" w:styleId="Kop8">
+  <w:style w:type="paragraph" w:styleId="Heading8">
     <w:name w:val="heading 8"/>
-    <w:basedOn w:val="Standaard"/>
-    <w:next w:val="Standaard"/>
-    <w:link w:val="Kop8Char"/>
+    <w:basedOn w:val="Normal"/>
+    <w:next w:val="Normal"/>
+    <w:link w:val="Heading8Char"/>
     <w:uiPriority w:val="9"/>
     <w:semiHidden/>
     <w:unhideWhenUsed/>
@@ -2407,11 +2319,11 @@
       <w:color w:val="272727" w:themeColor="text1" w:themeTint="D8"/>
     </w:rPr>
   </w:style>
-  <w:style w:type="paragraph" w:styleId="Kop9">
+  <w:style w:type="paragraph" w:styleId="Heading9">
     <w:name w:val="heading 9"/>
-    <w:basedOn w:val="Standaard"/>
-    <w:next w:val="Standaard"/>
-    <w:link w:val="Kop9Char"/>
+    <w:basedOn w:val="Normal"/>
+    <w:next w:val="Normal"/>
+    <w:link w:val="Heading9Char"/>
     <w:uiPriority w:val="9"/>
     <w:semiHidden/>
     <w:unhideWhenUsed/>
@@ -2428,13 +2340,13 @@
       <w:color w:val="272727" w:themeColor="text1" w:themeTint="D8"/>
     </w:rPr>
   </w:style>
-  <w:style w:type="character" w:default="1" w:styleId="Standaardalinea-lettertype">
+  <w:style w:type="character" w:default="1" w:styleId="DefaultParagraphFont">
     <w:name w:val="Default Paragraph Font"/>
     <w:uiPriority w:val="1"/>
     <w:semiHidden/>
     <w:unhideWhenUsed/>
   </w:style>
-  <w:style w:type="table" w:default="1" w:styleId="Standaardtabel">
+  <w:style w:type="table" w:default="1" w:styleId="TableNormal">
     <w:name w:val="Normal Table"/>
     <w:uiPriority w:val="99"/>
     <w:semiHidden/>
@@ -2449,16 +2361,16 @@
       </w:tblCellMar>
     </w:tblPr>
   </w:style>
-  <w:style w:type="numbering" w:default="1" w:styleId="Geenlijst">
+  <w:style w:type="numbering" w:default="1" w:styleId="NoList">
     <w:name w:val="No List"/>
     <w:uiPriority w:val="99"/>
     <w:semiHidden/>
     <w:unhideWhenUsed/>
   </w:style>
-  <w:style w:type="character" w:customStyle="1" w:styleId="Kop1Char">
-    <w:name w:val="Kop 1 Char"/>
-    <w:basedOn w:val="Standaardalinea-lettertype"/>
-    <w:link w:val="Kop1"/>
+  <w:style w:type="character" w:customStyle="1" w:styleId="Heading1Char">
+    <w:name w:val="Heading 1 Char"/>
+    <w:basedOn w:val="DefaultParagraphFont"/>
+    <w:link w:val="Heading1"/>
     <w:uiPriority w:val="9"/>
     <w:rsid w:val="00EE5725"/>
     <w:rPr>
@@ -2468,10 +2380,10 @@
       <w:szCs w:val="40"/>
     </w:rPr>
   </w:style>
-  <w:style w:type="character" w:customStyle="1" w:styleId="Kop2Char">
-    <w:name w:val="Kop 2 Char"/>
-    <w:basedOn w:val="Standaardalinea-lettertype"/>
-    <w:link w:val="Kop2"/>
+  <w:style w:type="character" w:customStyle="1" w:styleId="Heading2Char">
+    <w:name w:val="Heading 2 Char"/>
+    <w:basedOn w:val="DefaultParagraphFont"/>
+    <w:link w:val="Heading2"/>
     <w:uiPriority w:val="9"/>
     <w:rsid w:val="00EE5725"/>
     <w:rPr>
@@ -2481,10 +2393,10 @@
       <w:szCs w:val="32"/>
     </w:rPr>
   </w:style>
-  <w:style w:type="character" w:customStyle="1" w:styleId="Kop3Char">
-    <w:name w:val="Kop 3 Char"/>
-    <w:basedOn w:val="Standaardalinea-lettertype"/>
-    <w:link w:val="Kop3"/>
+  <w:style w:type="character" w:customStyle="1" w:styleId="Heading3Char">
+    <w:name w:val="Heading 3 Char"/>
+    <w:basedOn w:val="DefaultParagraphFont"/>
+    <w:link w:val="Heading3"/>
     <w:uiPriority w:val="9"/>
     <w:semiHidden/>
     <w:rsid w:val="00EE5725"/>
@@ -2495,10 +2407,10 @@
       <w:szCs w:val="28"/>
     </w:rPr>
   </w:style>
-  <w:style w:type="character" w:customStyle="1" w:styleId="Kop4Char">
-    <w:name w:val="Kop 4 Char"/>
-    <w:basedOn w:val="Standaardalinea-lettertype"/>
-    <w:link w:val="Kop4"/>
+  <w:style w:type="character" w:customStyle="1" w:styleId="Heading4Char">
+    <w:name w:val="Heading 4 Char"/>
+    <w:basedOn w:val="DefaultParagraphFont"/>
+    <w:link w:val="Heading4"/>
     <w:uiPriority w:val="9"/>
     <w:semiHidden/>
     <w:rsid w:val="00EE5725"/>
@@ -2509,10 +2421,10 @@
       <w:color w:val="0F4761" w:themeColor="accent1" w:themeShade="BF"/>
     </w:rPr>
   </w:style>
-  <w:style w:type="character" w:customStyle="1" w:styleId="Kop5Char">
-    <w:name w:val="Kop 5 Char"/>
-    <w:basedOn w:val="Standaardalinea-lettertype"/>
-    <w:link w:val="Kop5"/>
+  <w:style w:type="character" w:customStyle="1" w:styleId="Heading5Char">
+    <w:name w:val="Heading 5 Char"/>
+    <w:basedOn w:val="DefaultParagraphFont"/>
+    <w:link w:val="Heading5"/>
     <w:uiPriority w:val="9"/>
     <w:semiHidden/>
     <w:rsid w:val="00EE5725"/>
@@ -2521,10 +2433,10 @@
       <w:color w:val="0F4761" w:themeColor="accent1" w:themeShade="BF"/>
     </w:rPr>
   </w:style>
-  <w:style w:type="character" w:customStyle="1" w:styleId="Kop6Char">
-    <w:name w:val="Kop 6 Char"/>
-    <w:basedOn w:val="Standaardalinea-lettertype"/>
-    <w:link w:val="Kop6"/>
+  <w:style w:type="character" w:customStyle="1" w:styleId="Heading6Char">
+    <w:name w:val="Heading 6 Char"/>
+    <w:basedOn w:val="DefaultParagraphFont"/>
+    <w:link w:val="Heading6"/>
     <w:uiPriority w:val="9"/>
     <w:semiHidden/>
     <w:rsid w:val="00EE5725"/>
@@ -2535,10 +2447,10 @@
       <w:color w:val="595959" w:themeColor="text1" w:themeTint="A6"/>
     </w:rPr>
   </w:style>
-  <w:style w:type="character" w:customStyle="1" w:styleId="Kop7Char">
-    <w:name w:val="Kop 7 Char"/>
-    <w:basedOn w:val="Standaardalinea-lettertype"/>
-    <w:link w:val="Kop7"/>
+  <w:style w:type="character" w:customStyle="1" w:styleId="Heading7Char">
+    <w:name w:val="Heading 7 Char"/>
+    <w:basedOn w:val="DefaultParagraphFont"/>
+    <w:link w:val="Heading7"/>
     <w:uiPriority w:val="9"/>
     <w:semiHidden/>
     <w:rsid w:val="00EE5725"/>
@@ -2547,10 +2459,10 @@
       <w:color w:val="595959" w:themeColor="text1" w:themeTint="A6"/>
     </w:rPr>
   </w:style>
-  <w:style w:type="character" w:customStyle="1" w:styleId="Kop8Char">
-    <w:name w:val="Kop 8 Char"/>
-    <w:basedOn w:val="Standaardalinea-lettertype"/>
-    <w:link w:val="Kop8"/>
+  <w:style w:type="character" w:customStyle="1" w:styleId="Heading8Char">
+    <w:name w:val="Heading 8 Char"/>
+    <w:basedOn w:val="DefaultParagraphFont"/>
+    <w:link w:val="Heading8"/>
     <w:uiPriority w:val="9"/>
     <w:semiHidden/>
     <w:rsid w:val="00EE5725"/>
@@ -2561,10 +2473,10 @@
       <w:color w:val="272727" w:themeColor="text1" w:themeTint="D8"/>
     </w:rPr>
   </w:style>
-  <w:style w:type="character" w:customStyle="1" w:styleId="Kop9Char">
-    <w:name w:val="Kop 9 Char"/>
-    <w:basedOn w:val="Standaardalinea-lettertype"/>
-    <w:link w:val="Kop9"/>
+  <w:style w:type="character" w:customStyle="1" w:styleId="Heading9Char">
+    <w:name w:val="Heading 9 Char"/>
+    <w:basedOn w:val="DefaultParagraphFont"/>
+    <w:link w:val="Heading9"/>
     <w:uiPriority w:val="9"/>
     <w:semiHidden/>
     <w:rsid w:val="00EE5725"/>
@@ -2573,11 +2485,11 @@
       <w:color w:val="272727" w:themeColor="text1" w:themeTint="D8"/>
     </w:rPr>
   </w:style>
-  <w:style w:type="paragraph" w:styleId="Titel">
+  <w:style w:type="paragraph" w:styleId="Title">
     <w:name w:val="Title"/>
-    <w:basedOn w:val="Standaard"/>
-    <w:next w:val="Standaard"/>
-    <w:link w:val="TitelChar"/>
+    <w:basedOn w:val="Normal"/>
+    <w:next w:val="Normal"/>
+    <w:link w:val="TitleChar"/>
     <w:uiPriority w:val="10"/>
     <w:qFormat/>
     <w:rsid w:val="00EE5725"/>
@@ -2593,10 +2505,10 @@
       <w:szCs w:val="56"/>
     </w:rPr>
   </w:style>
-  <w:style w:type="character" w:customStyle="1" w:styleId="TitelChar">
-    <w:name w:val="Titel Char"/>
-    <w:basedOn w:val="Standaardalinea-lettertype"/>
-    <w:link w:val="Titel"/>
+  <w:style w:type="character" w:customStyle="1" w:styleId="TitleChar">
+    <w:name w:val="Title Char"/>
+    <w:basedOn w:val="DefaultParagraphFont"/>
+    <w:link w:val="Title"/>
     <w:uiPriority w:val="10"/>
     <w:rsid w:val="00EE5725"/>
     <w:rPr>
@@ -2607,11 +2519,11 @@
       <w:szCs w:val="56"/>
     </w:rPr>
   </w:style>
-  <w:style w:type="paragraph" w:styleId="Ondertitel">
+  <w:style w:type="paragraph" w:styleId="Subtitle">
     <w:name w:val="Subtitle"/>
-    <w:basedOn w:val="Standaard"/>
-    <w:next w:val="Standaard"/>
-    <w:link w:val="OndertitelChar"/>
+    <w:basedOn w:val="Normal"/>
+    <w:next w:val="Normal"/>
+    <w:link w:val="SubtitleChar"/>
     <w:uiPriority w:val="11"/>
     <w:qFormat/>
     <w:rsid w:val="00EE5725"/>
@@ -2628,10 +2540,10 @@
       <w:szCs w:val="28"/>
     </w:rPr>
   </w:style>
-  <w:style w:type="character" w:customStyle="1" w:styleId="OndertitelChar">
-    <w:name w:val="Ondertitel Char"/>
-    <w:basedOn w:val="Standaardalinea-lettertype"/>
-    <w:link w:val="Ondertitel"/>
+  <w:style w:type="character" w:customStyle="1" w:styleId="SubtitleChar">
+    <w:name w:val="Subtitle Char"/>
+    <w:basedOn w:val="DefaultParagraphFont"/>
+    <w:link w:val="Subtitle"/>
     <w:uiPriority w:val="11"/>
     <w:rsid w:val="00EE5725"/>
     <w:rPr>
@@ -2642,11 +2554,11 @@
       <w:szCs w:val="28"/>
     </w:rPr>
   </w:style>
-  <w:style w:type="paragraph" w:styleId="Citaat">
+  <w:style w:type="paragraph" w:styleId="Quote">
     <w:name w:val="Quote"/>
-    <w:basedOn w:val="Standaard"/>
-    <w:next w:val="Standaard"/>
-    <w:link w:val="CitaatChar"/>
+    <w:basedOn w:val="Normal"/>
+    <w:next w:val="Normal"/>
+    <w:link w:val="QuoteChar"/>
     <w:uiPriority w:val="29"/>
     <w:qFormat/>
     <w:rsid w:val="00EE5725"/>
@@ -2660,10 +2572,10 @@
       <w:color w:val="404040" w:themeColor="text1" w:themeTint="BF"/>
     </w:rPr>
   </w:style>
-  <w:style w:type="character" w:customStyle="1" w:styleId="CitaatChar">
-    <w:name w:val="Citaat Char"/>
-    <w:basedOn w:val="Standaardalinea-lettertype"/>
-    <w:link w:val="Citaat"/>
+  <w:style w:type="character" w:customStyle="1" w:styleId="QuoteChar">
+    <w:name w:val="Quote Char"/>
+    <w:basedOn w:val="DefaultParagraphFont"/>
+    <w:link w:val="Quote"/>
     <w:uiPriority w:val="29"/>
     <w:rsid w:val="00EE5725"/>
     <w:rPr>
@@ -2672,9 +2584,9 @@
       <w:color w:val="404040" w:themeColor="text1" w:themeTint="BF"/>
     </w:rPr>
   </w:style>
-  <w:style w:type="paragraph" w:styleId="Lijstalinea">
+  <w:style w:type="paragraph" w:styleId="ListParagraph">
     <w:name w:val="List Paragraph"/>
-    <w:basedOn w:val="Standaard"/>
+    <w:basedOn w:val="Normal"/>
     <w:uiPriority w:val="34"/>
     <w:qFormat/>
     <w:rsid w:val="00EE5725"/>
@@ -2683,9 +2595,9 @@
       <w:contextualSpacing/>
     </w:pPr>
   </w:style>
-  <w:style w:type="character" w:styleId="Intensievebenadrukking">
+  <w:style w:type="character" w:styleId="IntenseEmphasis">
     <w:name w:val="Intense Emphasis"/>
-    <w:basedOn w:val="Standaardalinea-lettertype"/>
+    <w:basedOn w:val="DefaultParagraphFont"/>
     <w:uiPriority w:val="21"/>
     <w:qFormat/>
     <w:rsid w:val="00EE5725"/>
@@ -2695,11 +2607,11 @@
       <w:color w:val="0F4761" w:themeColor="accent1" w:themeShade="BF"/>
     </w:rPr>
   </w:style>
-  <w:style w:type="paragraph" w:styleId="Duidelijkcitaat">
+  <w:style w:type="paragraph" w:styleId="IntenseQuote">
     <w:name w:val="Intense Quote"/>
-    <w:basedOn w:val="Standaard"/>
-    <w:next w:val="Standaard"/>
-    <w:link w:val="DuidelijkcitaatChar"/>
+    <w:basedOn w:val="Normal"/>
+    <w:next w:val="Normal"/>
+    <w:link w:val="IntenseQuoteChar"/>
     <w:uiPriority w:val="30"/>
     <w:qFormat/>
     <w:rsid w:val="00EE5725"/>
@@ -2718,10 +2630,10 @@
       <w:color w:val="0F4761" w:themeColor="accent1" w:themeShade="BF"/>
     </w:rPr>
   </w:style>
-  <w:style w:type="character" w:customStyle="1" w:styleId="DuidelijkcitaatChar">
-    <w:name w:val="Duidelijk citaat Char"/>
-    <w:basedOn w:val="Standaardalinea-lettertype"/>
-    <w:link w:val="Duidelijkcitaat"/>
+  <w:style w:type="character" w:customStyle="1" w:styleId="IntenseQuoteChar">
+    <w:name w:val="Intense Quote Char"/>
+    <w:basedOn w:val="DefaultParagraphFont"/>
+    <w:link w:val="IntenseQuote"/>
     <w:uiPriority w:val="30"/>
     <w:rsid w:val="00EE5725"/>
     <w:rPr>
@@ -2730,9 +2642,9 @@
       <w:color w:val="0F4761" w:themeColor="accent1" w:themeShade="BF"/>
     </w:rPr>
   </w:style>
-  <w:style w:type="character" w:styleId="Intensieveverwijzing">
+  <w:style w:type="character" w:styleId="IntenseReference">
     <w:name w:val="Intense Reference"/>
-    <w:basedOn w:val="Standaardalinea-lettertype"/>
+    <w:basedOn w:val="DefaultParagraphFont"/>
     <w:uiPriority w:val="32"/>
     <w:qFormat/>
     <w:rsid w:val="00EE5725"/>
@@ -2744,9 +2656,9 @@
       <w:spacing w:val="5"/>
     </w:rPr>
   </w:style>
-  <w:style w:type="paragraph" w:styleId="Geenafstand">
+  <w:style w:type="paragraph" w:styleId="NoSpacing">
     <w:name w:val="No Spacing"/>
-    <w:link w:val="GeenafstandChar"/>
+    <w:link w:val="NoSpacingChar"/>
     <w:uiPriority w:val="1"/>
     <w:qFormat/>
     <w:rsid w:val="006911F3"/>
@@ -2760,10 +2672,10 @@
       <w14:ligatures w14:val="none"/>
     </w:rPr>
   </w:style>
-  <w:style w:type="character" w:customStyle="1" w:styleId="GeenafstandChar">
-    <w:name w:val="Geen afstand Char"/>
-    <w:basedOn w:val="Standaardalinea-lettertype"/>
-    <w:link w:val="Geenafstand"/>
+  <w:style w:type="character" w:customStyle="1" w:styleId="NoSpacingChar">
+    <w:name w:val="No Spacing Char"/>
+    <w:basedOn w:val="DefaultParagraphFont"/>
+    <w:link w:val="NoSpacing"/>
     <w:uiPriority w:val="1"/>
     <w:rsid w:val="006911F3"/>
     <w:rPr>
@@ -2775,7 +2687,7 @@
   </w:style>
   <w:style w:type="character" w:styleId="Hyperlink">
     <w:name w:val="Hyperlink"/>
-    <w:basedOn w:val="Standaardalinea-lettertype"/>
+    <w:basedOn w:val="DefaultParagraphFont"/>
     <w:uiPriority w:val="99"/>
     <w:unhideWhenUsed/>
     <w:rsid w:val="00866448"/>
@@ -2784,10 +2696,10 @@
       <w:u w:val="single"/>
     </w:rPr>
   </w:style>
-  <w:style w:type="paragraph" w:styleId="Kopvaninhoudsopgave">
+  <w:style w:type="paragraph" w:styleId="TOCHeading">
     <w:name w:val="TOC Heading"/>
-    <w:basedOn w:val="Kop1"/>
-    <w:next w:val="Standaard"/>
+    <w:basedOn w:val="Heading1"/>
+    <w:next w:val="Normal"/>
     <w:uiPriority w:val="39"/>
     <w:unhideWhenUsed/>
     <w:qFormat/>
@@ -2804,10 +2716,10 @@
       <w14:ligatures w14:val="none"/>
     </w:rPr>
   </w:style>
-  <w:style w:type="paragraph" w:styleId="Inhopg1">
+  <w:style w:type="paragraph" w:styleId="TOC1">
     <w:name w:val="toc 1"/>
-    <w:basedOn w:val="Standaard"/>
-    <w:next w:val="Standaard"/>
+    <w:basedOn w:val="Normal"/>
+    <w:next w:val="Normal"/>
     <w:autoRedefine/>
     <w:uiPriority w:val="39"/>
     <w:unhideWhenUsed/>
@@ -2816,9 +2728,9 @@
       <w:spacing w:after="100"/>
     </w:pPr>
   </w:style>
-  <w:style w:type="table" w:styleId="Tabelraster">
+  <w:style w:type="table" w:styleId="TableGrid">
     <w:name w:val="Table Grid"/>
-    <w:basedOn w:val="Standaardtabel"/>
+    <w:basedOn w:val="TableNormal"/>
     <w:uiPriority w:val="39"/>
     <w:rsid w:val="00965768"/>
     <w:pPr>
@@ -2835,10 +2747,10 @@
       </w:tblBorders>
     </w:tblPr>
   </w:style>
-  <w:style w:type="paragraph" w:styleId="Inhopg2">
+  <w:style w:type="paragraph" w:styleId="TOC2">
     <w:name w:val="toc 2"/>
-    <w:basedOn w:val="Standaard"/>
-    <w:next w:val="Standaard"/>
+    <w:basedOn w:val="Normal"/>
+    <w:next w:val="Normal"/>
     <w:autoRedefine/>
     <w:uiPriority w:val="39"/>
     <w:unhideWhenUsed/>
